--- a/docs/legal/review-2026-06-16/revised-lolo-care-inc/Legal/DRAFTS/Board Governance/07-reserved-matters-schedule.docx
+++ b/docs/legal/review-2026-06-16/revised-lolo-care-inc/Legal/DRAFTS/Board Governance/07-reserved-matters-schedule.docx
@@ -18,7 +18,7 @@
     </w:p>
     <w:p>
       <w:r>
-        <w:t>Company: LoLo Care Inc</w:t>
+        <w:t>Company: Lolo Care, Inc.</w:t>
       </w:r>
     </w:p>
     <w:p>
@@ -44,7 +44,7 @@
         <w:pStyle w:val="ListNumber"/>
       </w:pPr>
       <w:r>
-        <w:t>approval of both directors, if the Board consists of Charles Petrini Poli and Thibaud Peverelli; and</w:t>
+        <w:t>approval of both directors, if the Board consists of Charles Petrini-Poli and Thibaud Peverelli; and</w:t>
       </w:r>
     </w:p>
     <w:p>
